--- a/Science Books/Physics/Volume overview/43 - The Universe Made of One Tiny Rule_ - FINAL.docx
+++ b/Science Books/Physics/Volume overview/43 - The Universe Made of One Tiny Rule_ - FINAL.docx
@@ -40,6 +40,19 @@
       </w:pPr>
       <w:r>
         <w:t>Can One Idea Really Explain Everything?</w:t>
+      </w:r>
+    </w:p>
+    <w:p>
+      <w:pPr>
+        <w:jc w:val="both"/>
+      </w:pPr>
+      <w:r>
+        <w:rPr>
+          <w:b/>
+          <w:i/>
+          <w:color w:val="C00000"/>
+        </w:rPr>
+        <w:t xml:space="preserve">STATUS 2026-10-01 — MERGED, not a separate chapter. This source draft has been fully developed in Physics Vol. 3, Ch. 10, “Knots, Strands and One Tiny Rule: A Case Study in Speculation” (about 2,340 words), which merges plan items 40, 41, 42 and 43. Edit the chapter there. This file is kept unchanged below only as the original draft, so it is not duplicated as a second chapter.</w:t>
       </w:r>
     </w:p>
     <w:p>

--- a/Science Books/Physics/Volume overview/43 - The Universe Made of One Tiny Rule_ - FINAL.docx
+++ b/Science Books/Physics/Volume overview/43 - The Universe Made of One Tiny Rule_ - FINAL.docx
@@ -9,7 +9,7 @@
         <w:jc w:val="center"/>
       </w:pPr>
       <w:r>
-        <w:t>Science for Everyone</w:t>
+        <w:t>Physics, Actually</w:t>
       </w:r>
     </w:p>
     <w:p>
